--- a/backend/app/data/contracts/09_სასერტიფიკაციო_ხელშეკრულება_ექსპერტი.docx
+++ b/backend/app/data/contracts/09_სასერტიფიკაციო_ხელშეკრულება_ექსპერტი.docx
@@ -68,7 +68,6 @@
         <w:tc>
           <w:tcPr>
             <w:tcW w:type="dxa" w:w="2698"/>
-            <w:shd w:val="clear" w:color="auto" w:fill="F2F2F2"/>
             <w:vAlign w:val="center"/>
           </w:tcPr>
           <w:p>
@@ -118,7 +117,6 @@
         <w:tc>
           <w:tcPr>
             <w:tcW w:type="dxa" w:w="2698"/>
-            <w:shd w:val="clear" w:color="auto" w:fill="F2F2F2"/>
             <w:vAlign w:val="center"/>
           </w:tcPr>
           <w:p>
@@ -168,7 +166,6 @@
         <w:tc>
           <w:tcPr>
             <w:tcW w:type="dxa" w:w="2698"/>
-            <w:shd w:val="clear" w:color="auto" w:fill="F2F2F2"/>
             <w:vAlign w:val="center"/>
           </w:tcPr>
           <w:p>
@@ -218,7 +215,6 @@
         <w:tc>
           <w:tcPr>
             <w:tcW w:type="dxa" w:w="2698"/>
-            <w:shd w:val="clear" w:color="auto" w:fill="F2F2F2"/>
             <w:vAlign w:val="center"/>
           </w:tcPr>
           <w:p>

--- a/backend/app/data/contracts/09_სასერტიფიკაციო_ხელშეკრულება_ექსპერტი.docx
+++ b/backend/app/data/contracts/09_სასერტიფიკაციო_ხელშეკრულება_ექსპერტი.docx
@@ -329,7 +329,7 @@
           <w:color w:val="000000"/>
           <w:sz w:val="21"/>
         </w:rPr>
-        <w:t>იურიდიული მისამართი: საქართველო, თბილისი, საბურთალოს რაიონი, იოსებიძის ქუჩა, №69, ბინა №28</w:t>
+        <w:t>მისამართი (ოფისი და საგამოცდო ცენტრი): საქართველო, ქ. თბილისი, მირიან მეფის ქ. №98, მე-2 სართული, საოფისე ფართი №6</w:t>
       </w:r>
     </w:p>
     <w:p>

--- a/backend/app/data/contracts/09_სასერტიფიკაციო_ხელშეკრულება_ექსპერტი.docx
+++ b/backend/app/data/contracts/09_სასერტიფიკაციო_ხელშეკრულება_ექსპერტი.docx
@@ -893,7 +893,7 @@
           <w:color w:val="000000"/>
           <w:sz w:val="21"/>
         </w:rPr>
-        <w:t>შენიშვნა: საქართველოს მთავრობის 2024 წლის 10 აპრილის №134 დადგენილებით დამტკიცებული წესის მე-7 მუხლის შესაბამისად, სერტიფიცირების სავალდებულო წესი არ ვრცელდება V კლასის (განსაკუთრებული მნიშვნელობის) შენობა-ნაგებობებსა და კულტურული მემკვიდრეობის ძეგლებზე.</w:t>
+        <w:t>შენიშვნა: სერტიფიცირების სავალდებულო მოთხოვნიდან გამონაკლისები — მათ შორის, V კლასის (განსაკუთრებული მნიშვნელობის) შენობა-ნაგებობებსა და კულტურული მემკვიდრეობის უძრავ ძეგლებზე (დადგენილების მე-7 მუხლი), საერთაშორისო საფინანსო ინსტიტუტების მიერ დაფინანსებულ პროექტებსა და ევროკავშირის/OECD-ის წევრ ქვეყნებში ავტორიზებულ პირებზე (დადგენილების მე-3 მუხლი), აგრეთვე 2026 წლის 1 სექტემბრამდე შეთანხმებული პროექტების კორექტირებაზე (დადგენილების მე-6 მუხლი) — განისაზღვრება საქართველოს მთავრობის 2024 წლის 10 აპრილის №134 დადგენილებითა და მოქმედი კანონმდებლობით.</w:t>
       </w:r>
     </w:p>
     <w:p>
